--- a/packages/filen-office/src/tests/fixtures/two-page-counts.docx
+++ b/packages/filen-office/src/tests/fixtures/two-page-counts.docx
@@ -16,6 +16,10 @@
           <w:insideH w:val="single" w:sz="4"/>
           <w:insideV w:val="single" w:sz="4"/>
         </w:tblBorders>
+        <w:tblCellMar>
+          <w:left w:w="0" w:type="dxa"/>
+          <w:right w:w="0" w:type="dxa"/>
+        </w:tblCellMar>
       </w:tblPr>
       <w:tblGrid>
         <w:gridCol w:w="667"/>
@@ -228,6 +232,10 @@
                 <w:insideH w:val="single" w:sz="4"/>
                 <w:insideV w:val="single" w:sz="4"/>
               </w:tblBorders>
+              <w:tblCellMar>
+                <w:left w:w="0" w:type="dxa"/>
+                <w:right w:w="0" w:type="dxa"/>
+              </w:tblCellMar>
             </w:tblPr>
             <w:tblGrid>
               <w:gridCol w:w="2000"/>
@@ -787,6 +795,10 @@
                 <w:insideH w:val="single" w:sz="4"/>
                 <w:insideV w:val="single" w:sz="4"/>
               </w:tblBorders>
+              <w:tblCellMar>
+                <w:left w:w="0" w:type="dxa"/>
+                <w:right w:w="0" w:type="dxa"/>
+              </w:tblCellMar>
             </w:tblPr>
             <w:tblGrid>
               <w:gridCol w:w="2000"/>
@@ -922,6 +934,10 @@
                 <w:insideH w:val="single" w:sz="4"/>
                 <w:insideV w:val="single" w:sz="4"/>
               </w:tblBorders>
+              <w:tblCellMar>
+                <w:left w:w="0" w:type="dxa"/>
+                <w:right w:w="0" w:type="dxa"/>
+              </w:tblCellMar>
             </w:tblPr>
             <w:tblGrid>
               <w:gridCol w:w="2000"/>
@@ -1090,6 +1106,10 @@
                 <w:insideH w:val="single" w:sz="4"/>
                 <w:insideV w:val="single" w:sz="4"/>
               </w:tblBorders>
+              <w:tblCellMar>
+                <w:left w:w="0" w:type="dxa"/>
+                <w:right w:w="0" w:type="dxa"/>
+              </w:tblCellMar>
             </w:tblPr>
             <w:tblGrid>
               <w:gridCol w:w="2000"/>
@@ -1220,6 +1240,10 @@
                 <w:insideH w:val="single" w:sz="4"/>
                 <w:insideV w:val="single" w:sz="4"/>
               </w:tblBorders>
+              <w:tblCellMar>
+                <w:left w:w="0" w:type="dxa"/>
+                <w:right w:w="0" w:type="dxa"/>
+              </w:tblCellMar>
             </w:tblPr>
             <w:tblGrid>
               <w:gridCol w:w="2000"/>
@@ -1350,6 +1374,10 @@
                 <w:insideH w:val="single" w:sz="4"/>
                 <w:insideV w:val="single" w:sz="4"/>
               </w:tblBorders>
+              <w:tblCellMar>
+                <w:left w:w="0" w:type="dxa"/>
+                <w:right w:w="0" w:type="dxa"/>
+              </w:tblCellMar>
             </w:tblPr>
             <w:tblGrid>
               <w:gridCol w:w="2000"/>
@@ -1480,6 +1508,10 @@
                 <w:insideH w:val="single" w:sz="4"/>
                 <w:insideV w:val="single" w:sz="4"/>
               </w:tblBorders>
+              <w:tblCellMar>
+                <w:left w:w="0" w:type="dxa"/>
+                <w:right w:w="0" w:type="dxa"/>
+              </w:tblCellMar>
             </w:tblPr>
             <w:tblGrid>
               <w:gridCol w:w="2000"/>
@@ -1610,6 +1642,10 @@
                 <w:insideH w:val="single" w:sz="4"/>
                 <w:insideV w:val="single" w:sz="4"/>
               </w:tblBorders>
+              <w:tblCellMar>
+                <w:left w:w="0" w:type="dxa"/>
+                <w:right w:w="0" w:type="dxa"/>
+              </w:tblCellMar>
             </w:tblPr>
             <w:tblGrid>
               <w:gridCol w:w="2000"/>
@@ -4693,6 +4729,10 @@
           <w:insideH w:val="single" w:sz="4"/>
           <w:insideV w:val="single" w:sz="4"/>
         </w:tblBorders>
+        <w:tblCellMar>
+          <w:left w:w="0" w:type="dxa"/>
+          <w:right w:w="0" w:type="dxa"/>
+        </w:tblCellMar>
       </w:tblPr>
       <w:tblGrid>
         <w:gridCol w:w="2000"/>

--- a/packages/filen-office/src/tests/fixtures/two-page-counts.docx
+++ b/packages/filen-office/src/tests/fixtures/two-page-counts.docx
@@ -6553,7 +6553,7 @@
     </w:p>
     <w:p>
       <w:r>
-        <w:t xml:space="preserve">single beta alpha theta eta zeta epsilon delta gamma beta alpha theta eta zeta epsilon delta gamma beta alpha theta eta zeta epsilon delta gamma beta alpha theta eta zeta epsilon delta gamma beta alpha theta eta zeta epsilon delta gamma beta alpha theta eta zeta epsilon delta gamma beta alpha theta eta zeta epsilon delta gamma beta alpha theta eta zeta epsilon delta gamma beta alpha theta eta zeta epsilon delta gamma beta alpha theta eta zeta epsilon delta gamma</w:t>
+        <w:t xml:space="preserve">single beta alpha theta eta zeta epsilon delta gamma beta alpha theta eta zeta epsilon delta gamma beta alpha theta eta zeta epsilon delta gamma beta alpha theta eta zeta epsilon delta gamma beta alpha theta eta zeta epsilon delta gamma beta alpha theta eta zeta epsilon delta gamma beta alpha theta eta zeta epsilon delta gamma beta alpha theta eta zeta</w:t>
       </w:r>
     </w:p>
     <w:sectPr>
